--- a/kin619/KIN619_Lab_Signal_Processing.docx
+++ b/kin619/KIN619_Lab_Signal_Processing.docx
@@ -136,7 +136,7 @@
         <w:rPr>
           <w:i/>
         </w:rPr>
-        <w:t>https://gatepostpro.github.io/Biomechanics/kin619/index.html</w:t>
+        <w:t>https://uncbiomechanics.github.io/Biomechanics/kin619/index.html</w:t>
       </w:r>
     </w:p>
     <w:p>
